--- a/public/downloads/Medreach-Canva-Outline.docx
+++ b/public/downloads/Medreach-Canva-Outline.docx
@@ -87,7 +87,7 @@
         </w:numPr>
       </w:pPr>
       <w:r>
-        <w:t xml:space="preserve">Live demo: medreach-wtne.onrender.com · Code: github.com/prakharporwal518-collab/Medreach</w:t>
+        <w:t xml:space="preserve">Live demo: medreach-2.onrender.com · Code: github.com/prakharporwal518-collab/Medreach</w:t>
       </w:r>
     </w:p>
     <w:p>
@@ -1152,7 +1152,7 @@
         </w:numPr>
       </w:pPr>
       <w:r>
-        <w:t xml:space="preserve">Live demo: medreach-wtne.onrender.com · Code: github.com/prakharporwal518-collab/Medreach · Hospital login: Bansal Hospital, BANSAL-ED01</w:t>
+        <w:t xml:space="preserve">Live demo: medreach-2.onrender.com · Code: github.com/prakharporwal518-collab/Medreach · Hospital login: Bansal Hospital, BANSAL-ED01</w:t>
       </w:r>
     </w:p>
     <w:sectPr>
